--- a/content/blog/schetnye-slova-v-kitajskom.VK.docx
+++ b/content/blog/schetnye-slova-v-kitajskom.VK.docx
@@ -25,24 +25,7 @@
           <w:color w:val="2C2420"/>
           <w:sz w:val="46"/>
         </w:rPr>
-        <w:t xml:space="preserve">Счётные слова в китайском: </w:t>
-      </w:r>
-      <w:r>
-        <w:rPr>
-          <w:rFonts w:ascii="SimSun" w:hAnsi="SimSun"/>
-          <w:b/>
-          <w:color w:val="A41E3A"/>
-          <w:sz w:val="46"/>
-        </w:rPr>
-        <w:t>个</w:t>
-      </w:r>
-      <w:r>
-        <w:rPr>
-          <w:b/>
-          <w:color w:val="2C2420"/>
-          <w:sz w:val="46"/>
-        </w:rPr>
-        <w:t xml:space="preserve"> и все остальные</w:t>
+        <w:t>Счётные слова: почему нельзя сказать «два человека»</w:t>
       </w:r>
     </w:p>
     <w:p>
@@ -53,7 +36,7 @@
       <w:r>
         <w:drawing>
           <wp:inline xmlns:a="http://schemas.openxmlformats.org/drawingml/2006/main" xmlns:pic="http://schemas.openxmlformats.org/drawingml/2006/picture">
-            <wp:extent cx="5760720" cy="3024378"/>
+            <wp:extent cx="4206240" cy="2208276"/>
             <wp:docPr id="1" name="Picture 1"/>
             <wp:cNvGraphicFramePr>
               <a:graphicFrameLocks noChangeAspect="1"/>
@@ -74,7 +57,7 @@
                   <pic:spPr>
                     <a:xfrm>
                       <a:off x="0" y="0"/>
-                      <a:ext cx="5760720" cy="3024378"/>
+                      <a:ext cx="4206240" cy="2208276"/>
                     </a:xfrm>
                     <a:prstGeom prst="rect"/>
                   </pic:spPr>
@@ -95,7 +78,57 @@
           <w:color w:val="2C2420"/>
           <w:sz w:val="26"/>
         </w:rPr>
-        <w:t xml:space="preserve">В китайском нельзя просто сказать «две книги» или «три собаки». Между числом и предметом обязательно встаёт особое слово — счётное. Новичков это ставит в тупик, но на самом деле принцип нам хорошо знаком: мы ведь тоже говорим «два </w:t>
+        <w:t xml:space="preserve">Попробуйте сказать по-китайски «два человека» — и окажется, что </w:t>
+      </w:r>
+      <w:r>
+        <w:rPr>
+          <w:rFonts w:ascii="SimSun" w:hAnsi="SimSun"/>
+          <w:b w:val="0"/>
+          <w:color w:val="A41E3A"/>
+          <w:sz w:val="26"/>
+        </w:rPr>
+        <w:t>两人</w:t>
+      </w:r>
+      <w:r>
+        <w:rPr>
+          <w:b w:val="0"/>
+          <w:color w:val="2C2420"/>
+          <w:sz w:val="26"/>
+        </w:rPr>
+        <w:t xml:space="preserve"> напрямую сказать нельзя. Между числом и предметом обязательно встаёт особое слово — </w:t>
+      </w:r>
+      <w:r>
+        <w:rPr>
+          <w:b/>
+          <w:color w:val="2C2420"/>
+          <w:sz w:val="26"/>
+        </w:rPr>
+        <w:t>счётное</w:t>
+      </w:r>
+      <w:r>
+        <w:rPr>
+          <w:b w:val="0"/>
+          <w:color w:val="2C2420"/>
+          <w:sz w:val="26"/>
+        </w:rPr>
+        <w:t xml:space="preserve"> (по-китайски </w:t>
+      </w:r>
+      <w:r>
+        <w:rPr>
+          <w:rFonts w:ascii="SimSun" w:hAnsi="SimSun"/>
+          <w:b w:val="0"/>
+          <w:color w:val="A41E3A"/>
+          <w:sz w:val="26"/>
+        </w:rPr>
+        <w:t>量词</w:t>
+      </w:r>
+      <w:r>
+        <w:rPr>
+          <w:b w:val="0"/>
+          <w:color w:val="2C2420"/>
+          <w:sz w:val="26"/>
+        </w:rPr>
+        <w:t xml:space="preserve">, liàngcí). Новичков это ставит в тупик, но принцип нам хорошо знаком: мы ведь тоже говорим «два </w:t>
       </w:r>
       <w:r>
         <w:rPr>
@@ -112,6 +145,90 @@
           <w:sz w:val="26"/>
         </w:rPr>
         <w:t xml:space="preserve"> бумаги», а не «два бумаги».</w:t>
+      </w:r>
+    </w:p>
+    <w:p>
+      <w:pPr>
+        <w:spacing w:after="160"/>
+      </w:pPr>
+      <w:r>
+        <w:rPr>
+          <w:b w:val="0"/>
+          <w:color w:val="2C2420"/>
+          <w:sz w:val="23"/>
+        </w:rPr>
+        <w:t xml:space="preserve">Вот как «два человека» на глазах превращаются в правильное </w:t>
+      </w:r>
+      <w:r>
+        <w:rPr>
+          <w:rFonts w:ascii="SimSun" w:hAnsi="SimSun"/>
+          <w:b w:val="0"/>
+          <w:color w:val="A41E3A"/>
+          <w:sz w:val="23"/>
+        </w:rPr>
+        <w:t>两个人</w:t>
+      </w:r>
+      <w:r>
+        <w:rPr>
+          <w:b w:val="0"/>
+          <w:color w:val="2C2420"/>
+          <w:sz w:val="23"/>
+        </w:rPr>
+        <w:t xml:space="preserve"> — между числом и предметом в пропуск встаёт счётное слово:</w:t>
+      </w:r>
+    </w:p>
+    <w:p>
+      <w:pPr>
+        <w:spacing w:before="200" w:after="40"/>
+        <w:jc w:val="center"/>
+      </w:pPr>
+      <w:r>
+        <w:drawing>
+          <wp:inline xmlns:a="http://schemas.openxmlformats.org/drawingml/2006/main" xmlns:pic="http://schemas.openxmlformats.org/drawingml/2006/picture">
+            <wp:extent cx="5760720" cy="2264559"/>
+            <wp:docPr id="2" name="Picture 2"/>
+            <wp:cNvGraphicFramePr>
+              <a:graphicFrameLocks noChangeAspect="1"/>
+            </wp:cNvGraphicFramePr>
+            <a:graphic>
+              <a:graphicData uri="http://schemas.openxmlformats.org/drawingml/2006/picture">
+                <pic:pic>
+                  <pic:nvPicPr>
+                    <pic:cNvPr id="0" name="schetnye-slova-v-kitajskom-shema.png"/>
+                    <pic:cNvPicPr/>
+                  </pic:nvPicPr>
+                  <pic:blipFill>
+                    <a:blip r:embed="rId10"/>
+                    <a:stretch>
+                      <a:fillRect/>
+                    </a:stretch>
+                  </pic:blipFill>
+                  <pic:spPr>
+                    <a:xfrm>
+                      <a:off x="0" y="0"/>
+                      <a:ext cx="5760720" cy="2264559"/>
+                    </a:xfrm>
+                    <a:prstGeom prst="rect"/>
+                  </pic:spPr>
+                </pic:pic>
+              </a:graphicData>
+            </a:graphic>
+          </wp:inline>
+        </w:drawing>
+      </w:r>
+    </w:p>
+    <w:p>
+      <w:pPr>
+        <w:spacing w:after="200"/>
+        <w:jc w:val="center"/>
+      </w:pPr>
+      <w:r>
+        <w:rPr>
+          <w:i/>
+          <w:color w:val="8B7D6B"/>
+          <w:sz w:val="19"/>
+        </w:rPr>
+        <w:t>Пустой пропуск между числом и предметом нужно заполнить счётным словом: 两 + 个 + 人 = 两个人.</w:t>
       </w:r>
     </w:p>
     <w:p>
@@ -263,7 +380,7 @@
         <w:drawing>
           <wp:inline xmlns:a="http://schemas.openxmlformats.org/drawingml/2006/main" xmlns:pic="http://schemas.openxmlformats.org/drawingml/2006/picture">
             <wp:extent cx="5760720" cy="2985973"/>
-            <wp:docPr id="2" name="Picture 2"/>
+            <wp:docPr id="3" name="Picture 3"/>
             <wp:cNvGraphicFramePr>
               <a:graphicFrameLocks noChangeAspect="1"/>
             </wp:cNvGraphicFramePr>
@@ -275,7 +392,7 @@
                     <pic:cNvPicPr/>
                   </pic:nvPicPr>
                   <pic:blipFill>
-                    <a:blip r:embed="rId10"/>
+                    <a:blip r:embed="rId11"/>
                     <a:stretch>
                       <a:fillRect/>
                     </a:stretch>
@@ -529,7 +646,7 @@
         <w:drawing>
           <wp:inline xmlns:a="http://schemas.openxmlformats.org/drawingml/2006/main" xmlns:pic="http://schemas.openxmlformats.org/drawingml/2006/picture">
             <wp:extent cx="5760720" cy="3816477"/>
-            <wp:docPr id="3" name="Picture 3"/>
+            <wp:docPr id="4" name="Picture 4"/>
             <wp:cNvGraphicFramePr>
               <a:graphicFrameLocks noChangeAspect="1"/>
             </wp:cNvGraphicFramePr>
@@ -541,7 +658,7 @@
                     <pic:cNvPicPr/>
                   </pic:nvPicPr>
                   <pic:blipFill>
-                    <a:blip r:embed="rId11"/>
+                    <a:blip r:embed="rId12"/>
                     <a:stretch>
                       <a:fillRect/>
                     </a:stretch>
@@ -703,7 +820,7 @@
           <w:color w:val="2C2420"/>
           <w:sz w:val="23"/>
         </w:rPr>
-        <w:t xml:space="preserve"> (liǎng). «Две книги» — </w:t>
+        <w:t xml:space="preserve"> (liǎng). «Два человека» — </w:t>
       </w:r>
       <w:r>
         <w:rPr>
@@ -712,7 +829,7 @@
           <w:color w:val="A41E3A"/>
           <w:sz w:val="23"/>
         </w:rPr>
-        <w:t>两本书</w:t>
+        <w:t>两个人</w:t>
       </w:r>
       <w:r>
         <w:rPr>
@@ -720,7 +837,7 @@
           <w:color w:val="2C2420"/>
           <w:sz w:val="23"/>
         </w:rPr>
-        <w:t xml:space="preserve"> (liǎng běn shū), а не </w:t>
+        <w:t xml:space="preserve"> (liǎng gè rén), а не </w:t>
       </w:r>
       <w:r>
         <w:rPr>
@@ -729,7 +846,7 @@
           <w:color w:val="A41E3A"/>
           <w:sz w:val="23"/>
         </w:rPr>
-        <w:t>二本书</w:t>
+        <w:t>二个人</w:t>
       </w:r>
       <w:r>
         <w:rPr>
@@ -856,7 +973,23 @@
           <w:color w:val="2C2420"/>
           <w:sz w:val="23"/>
         </w:rPr>
-        <w:t xml:space="preserve">Вот и весь секрет: счётные слова — не бессмысленная зубрёжка, а способ языка сказать, что именно вы считаете. Начните с </w:t>
+        <w:t xml:space="preserve">Вот и весь секрет: счётные слова — не бессмысленная зубрёжка, а способ языка сказать, </w:t>
+      </w:r>
+      <w:r>
+        <w:rPr>
+          <w:b/>
+          <w:color w:val="2C2420"/>
+          <w:sz w:val="23"/>
+        </w:rPr>
+        <w:t>что именно</w:t>
+      </w:r>
+      <w:r>
+        <w:rPr>
+          <w:b w:val="0"/>
+          <w:color w:val="2C2420"/>
+          <w:sz w:val="23"/>
+        </w:rPr>
+        <w:t xml:space="preserve"> вы считаете. Начните с </w:t>
       </w:r>
       <w:r>
         <w:rPr>
